--- a/laravel-app/database/data/internship/handbooks/data_science/Beyond_DataScience_Internship_Day_109_Student_Handbook.docx
+++ b/laravel-app/database/data/internship/handbooks/data_science/Beyond_DataScience_Internship_Day_109_Student_Handbook.docx
@@ -38,7 +38,7 @@
           <w:color w:val="1E293B"/>
           <w:sz w:val="28"/>
         </w:rPr>
-        <w:t>Survey Data Analysis</w:t>
+        <w:t>Classification and Evaluation — Integration, Documentation, and Handover</w:t>
       </w:r>
     </w:p>
     <w:p>
@@ -50,7 +50,7 @@
           <w:b w:val="0"/>
           <w:sz w:val="22"/>
         </w:rPr>
-        <w:t>Orientation and setup. Full student study guide and practical laboratory manual for Beyond Enterprise interns.</w:t>
+        <w:t>Integration and documentation. Full student study guide and practical laboratory manual for Beyond Enterprise interns.</w:t>
       </w:r>
     </w:p>
     <w:tbl>
@@ -141,7 +141,7 @@
               <w:rPr>
                 <w:sz w:val="18"/>
               </w:rPr>
-              <w:t>Orientation and setup</w:t>
+              <w:t>Integration and documentation</w:t>
             </w:r>
           </w:p>
         </w:tc>
@@ -167,7 +167,7 @@
               <w:rPr>
                 <w:sz w:val="18"/>
               </w:rPr>
-              <w:t>8 hours</w:t>
+              <w:t>8.0 hours</w:t>
             </w:r>
           </w:p>
         </w:tc>
@@ -180,7 +180,7 @@
               <w:rPr>
                 <w:sz w:val="18"/>
               </w:rPr>
-              <w:t>Python, Jupyter, pandas, LibreOffice Calc and public/offline datasets</w:t>
+              <w:t>Python, Jupyter, scikit-learn, pandas, Seaborn</w:t>
             </w:r>
           </w:p>
         </w:tc>
@@ -198,7 +198,7 @@
           <w:color w:val="0B3F90"/>
           <w:sz w:val="20"/>
         </w:rPr>
-        <w:t>Day 109 objective  Complete the orientation and setup for Survey Data Analysis: Apply survey data analysis safely and explain the result in a professional technical report.</w:t>
+        <w:t>Day 109 objective  Complete the integration and documentation for Classification and Evaluation — Integration, Documentation, and Handover: Integrate the four classification and evaluation skill areas into one reproducible workflow, diagram, checklist, evidence pack, and handover note.</w:t>
       </w:r>
     </w:p>
     <w:p>
@@ -270,7 +270,7 @@
           <w:b w:val="0"/>
           <w:sz w:val="22"/>
         </w:rPr>
-        <w:t>Submit: A setup screenshot, a short explanation of the key terms, and a safety/ethics check..</w:t>
+        <w:t>Submit: Baseline evidence, completed practical artifact, independent verification, safety/restoration record, and short professional report..</w:t>
       </w:r>
     </w:p>
     <w:p>
@@ -364,7 +364,7 @@
               <w:rPr>
                 <w:sz w:val="18"/>
               </w:rPr>
-              <w:t>0:00–0:25</w:t>
+              <w:t>0:00–0:30</w:t>
             </w:r>
           </w:p>
         </w:tc>
@@ -377,7 +377,7 @@
               <w:rPr>
                 <w:sz w:val="18"/>
               </w:rPr>
-              <w:t>Review prior day + authorization checklist</w:t>
+              <w:t>Assessment brief + rubric review</w:t>
             </w:r>
           </w:p>
         </w:tc>
@@ -390,7 +390,7 @@
               <w:rPr>
                 <w:sz w:val="18"/>
               </w:rPr>
-              <w:t>Signed pre-flight</w:t>
+              <w:t>Plan</w:t>
             </w:r>
           </w:p>
         </w:tc>
@@ -405,7 +405,7 @@
               <w:rPr>
                 <w:sz w:val="18"/>
               </w:rPr>
-              <w:t>0:25–1:10</w:t>
+              <w:t>0:30–2:30</w:t>
             </w:r>
           </w:p>
         </w:tc>
@@ -418,7 +418,7 @@
               <w:rPr>
                 <w:sz w:val="18"/>
               </w:rPr>
-              <w:t>Concept study for today's topic</w:t>
+              <w:t>End-to-end demonstration</w:t>
             </w:r>
           </w:p>
         </w:tc>
@@ -431,7 +431,7 @@
               <w:rPr>
                 <w:sz w:val="18"/>
               </w:rPr>
-              <w:t>Concept notes</w:t>
+              <w:t>Demo evidence</w:t>
             </w:r>
           </w:p>
         </w:tc>
@@ -446,48 +446,7 @@
               <w:rPr>
                 <w:sz w:val="18"/>
               </w:rPr>
-              <w:t>1:10–2:40</w:t>
-            </w:r>
-          </w:p>
-        </w:tc>
-        <w:tc>
-          <w:tcPr>
-            <w:tcW w:type="dxa" w:w="3408"/>
-          </w:tcPr>
-          <w:p>
-            <w:r>
-              <w:rPr>
-                <w:sz w:val="18"/>
-              </w:rPr>
-              <w:t>Environment verify / light setup lab</w:t>
-            </w:r>
-          </w:p>
-        </w:tc>
-        <w:tc>
-          <w:tcPr>
-            <w:tcW w:type="dxa" w:w="3408"/>
-          </w:tcPr>
-          <w:p>
-            <w:r>
-              <w:rPr>
-                <w:sz w:val="18"/>
-              </w:rPr>
-              <w:t>Working baseline</w:t>
-            </w:r>
-          </w:p>
-        </w:tc>
-      </w:tr>
-      <w:tr>
-        <w:tc>
-          <w:tcPr>
-            <w:tcW w:type="dxa" w:w="3408"/>
-          </w:tcPr>
-          <w:p>
-            <w:r>
-              <w:rPr>
-                <w:sz w:val="18"/>
-              </w:rPr>
-              <w:t>2:40–2:55</w:t>
+              <w:t>2:30–2:45</w:t>
             </w:r>
           </w:p>
         </w:tc>
@@ -528,7 +487,7 @@
               <w:rPr>
                 <w:sz w:val="18"/>
               </w:rPr>
-              <w:t>2:55–4:40</w:t>
+              <w:t>2:45–4:15</w:t>
             </w:r>
           </w:p>
         </w:tc>
@@ -541,7 +500,7 @@
               <w:rPr>
                 <w:sz w:val="18"/>
               </w:rPr>
-              <w:t>Guided mini-exercise + expected checks</w:t>
+              <w:t>Self-score against rubric</w:t>
             </w:r>
           </w:p>
         </w:tc>
@@ -554,7 +513,7 @@
               <w:rPr>
                 <w:sz w:val="18"/>
               </w:rPr>
-              <w:t>First evidence</w:t>
+              <w:t>Self-score sheet</w:t>
             </w:r>
           </w:p>
         </w:tc>
@@ -569,7 +528,7 @@
               <w:rPr>
                 <w:sz w:val="18"/>
               </w:rPr>
-              <w:t>4:40–4:55</w:t>
+              <w:t>4:15–5:45</w:t>
             </w:r>
           </w:p>
         </w:tc>
@@ -582,7 +541,7 @@
               <w:rPr>
                 <w:sz w:val="18"/>
               </w:rPr>
-              <w:t>Break</w:t>
+              <w:t>Reflection: wins, failures, next steps</w:t>
             </w:r>
           </w:p>
         </w:tc>
@@ -595,7 +554,7 @@
               <w:rPr>
                 <w:sz w:val="18"/>
               </w:rPr>
-              <w:t>—</w:t>
+              <w:t>Reflection</w:t>
             </w:r>
           </w:p>
         </w:tc>
@@ -610,7 +569,7 @@
               <w:rPr>
                 <w:sz w:val="18"/>
               </w:rPr>
-              <w:t>4:55–6:25</w:t>
+              <w:t>5:45–8:00</w:t>
             </w:r>
           </w:p>
         </w:tc>
@@ -623,7 +582,7 @@
               <w:rPr>
                 <w:sz w:val="18"/>
               </w:rPr>
-              <w:t>Verification + troubleshooting notes</w:t>
+              <w:t>Final evidence pack + report</w:t>
             </w:r>
           </w:p>
         </w:tc>
@@ -636,48 +595,7 @@
               <w:rPr>
                 <w:sz w:val="18"/>
               </w:rPr>
-              <w:t>Rerun proof</w:t>
-            </w:r>
-          </w:p>
-        </w:tc>
-      </w:tr>
-      <w:tr>
-        <w:tc>
-          <w:tcPr>
-            <w:tcW w:type="dxa" w:w="3408"/>
-          </w:tcPr>
-          <w:p>
-            <w:r>
-              <w:rPr>
-                <w:sz w:val="18"/>
-              </w:rPr>
-              <w:t>6:25–8:00</w:t>
-            </w:r>
-          </w:p>
-        </w:tc>
-        <w:tc>
-          <w:tcPr>
-            <w:tcW w:type="dxa" w:w="3408"/>
-          </w:tcPr>
-          <w:p>
-            <w:r>
-              <w:rPr>
-                <w:sz w:val="18"/>
-              </w:rPr>
-              <w:t>Evidence pack + report draft</w:t>
-            </w:r>
-          </w:p>
-        </w:tc>
-        <w:tc>
-          <w:tcPr>
-            <w:tcW w:type="dxa" w:w="3408"/>
-          </w:tcPr>
-          <w:p>
-            <w:r>
-              <w:rPr>
-                <w:sz w:val="18"/>
-              </w:rPr>
-              <w:t>Submission draft</w:t>
+              <w:t>Submission</w:t>
             </w:r>
           </w:p>
         </w:tc>
@@ -701,7 +619,7 @@
           <w:b w:val="0"/>
           <w:sz w:val="20"/>
         </w:rPr>
-        <w:t>Curriculum objective (source of truth): Apply survey data analysis safely and explain the result in a professional technical report.</w:t>
+        <w:t>Curriculum objective (source of truth): Integrate the four classification and evaluation skill areas into one reproducible workflow, diagram, checklist, evidence pack, and handover note.</w:t>
       </w:r>
     </w:p>
     <w:p>
@@ -713,7 +631,7 @@
           <w:b w:val="0"/>
           <w:sz w:val="22"/>
         </w:rPr>
-        <w:t>Explain Survey Data Analysis to a supervisor in under two minutes.</w:t>
+        <w:t>Explain Classification and Evaluation — Integration, Documentation, and Handover to a supervisor in under two minutes.</w:t>
       </w:r>
     </w:p>
     <w:p>
@@ -725,7 +643,7 @@
           <w:b w:val="0"/>
           <w:sz w:val="22"/>
         </w:rPr>
-        <w:t>Configure or verify the approved tools required for Survey Data Analysis.</w:t>
+        <w:t>Configure or verify the approved tools required for Classification and Evaluation — Integration, Documentation, and Handover.</w:t>
       </w:r>
     </w:p>
     <w:p>
@@ -737,7 +655,7 @@
           <w:b w:val="0"/>
           <w:sz w:val="22"/>
         </w:rPr>
-        <w:t>Implement or perform the orientation and setup practical for this topic.</w:t>
+        <w:t>Implement or perform the integration and documentation practical for this topic.</w:t>
       </w:r>
     </w:p>
     <w:p>
@@ -793,7 +711,7 @@
           <w:b w:val="0"/>
           <w:sz w:val="22"/>
         </w:rPr>
-        <w:t>Define the professional meaning of “Survey Data Analysis” before you use tools. Do not split the title into meaningless words. Connect each concept to today's practical action.</w:t>
+        <w:t>Define the professional meaning of “Classification and Evaluation — Integration, Documentation, and Handover” before you use tools. Do not split the title into meaningless words. Connect each concept to today's practical action.</w:t>
       </w:r>
     </w:p>
     <w:tbl>
@@ -1348,7 +1266,7 @@
           <w:b w:val="0"/>
           <w:sz w:val="22"/>
         </w:rPr>
-        <w:t>Tools available: Python, Jupyter, pandas, LibreOffice Calc and public/offline datasets.</w:t>
+        <w:t>Tools available: Python, Jupyter, scikit-learn, pandas, Seaborn.</w:t>
       </w:r>
     </w:p>
     <w:p>
@@ -1463,7 +1381,7 @@
               <w:rPr>
                 <w:sz w:val="18"/>
               </w:rPr>
-              <w:t>Python, Jupyter, pandas, LibreOffice Calc and public/offline datasets</w:t>
+              <w:t>Python, Jupyter, scikit-learn, pandas, Seaborn</w:t>
             </w:r>
           </w:p>
         </w:tc>
@@ -1545,7 +1463,7 @@
           <w:b w:val="0"/>
           <w:sz w:val="18"/>
         </w:rPr>
-        <w:t>└── Day_109_Survey_Data_Analysis/</w:t>
+        <w:t>└── Day_109_Classification_and_Evaluation_Integration_Docume/</w:t>
       </w:r>
     </w:p>
     <w:p>
@@ -1698,7 +1616,7 @@
           <w:b w:val="0"/>
           <w:sz w:val="18"/>
         </w:rPr>
-        <w:t>mkdir Beyond_DataScience_Internship\Day_109_Survey_Data_Analysis\evidence, Beyond_DataScience_Internship\Day_109_Survey_Data_Analysis\notebooks, Beyond_DataScience_Internship\Day_109_Survey_Data_Analysis\src, Beyond_DataScience_Internship\Day_109_Survey_Data_Analysis\data, Beyond_DataScience_Internship\Day_109_Survey_Data_Analysis\output, Beyond_DataScience_Internship\Day_109_Survey_Data_Analysis\report -Force</w:t>
+        <w:t>mkdir Beyond_DataScience_Internship\Day_109_Classification_and_Evaluation_Integration_Docume\evidence, Beyond_DataScience_Internship\Day_109_Classification_and_Evaluation_Integration_Docume\notebooks, Beyond_DataScience_Internship\Day_109_Classification_and_Evaluation_Integration_Docume\src, Beyond_DataScience_Internship\Day_109_Classification_and_Evaluation_Integration_Docume\data, Beyond_DataScience_Internship\Day_109_Classification_and_Evaluation_Integration_Docume\output, Beyond_DataScience_Internship\Day_109_Classification_and_Evaluation_Integration_Docume\report -Force</w:t>
       </w:r>
     </w:p>
     <w:p/>
@@ -1739,7 +1657,7 @@
           <w:b w:val="0"/>
           <w:sz w:val="18"/>
         </w:rPr>
-        <w:t>mkdir -p Beyond_DataScience_Internship/Day_109_Survey_Data_Analysis/{evidence,notebooks,src,data,output,report}</w:t>
+        <w:t>mkdir -p Beyond_DataScience_Internship/Day_109_Classification_and_Evaluation_Integration_Docume/{evidence,notebooks,src,data,output,report}</w:t>
       </w:r>
     </w:p>
     <w:p/>
@@ -1855,7 +1773,7 @@
           <w:color w:val="0B3F90"/>
           <w:sz w:val="24"/>
         </w:rPr>
-        <w:t>Orientation and setup: Survey Data Analysis</w:t>
+        <w:t>Integration and documentation: Classification and Evaluation — Integration, Documentation, and Handover</w:t>
       </w:r>
     </w:p>
     <w:p>
@@ -1879,7 +1797,7 @@
           <w:b w:val="0"/>
           <w:sz w:val="20"/>
         </w:rPr>
-        <w:t>• Read the Study Notes on this page, then create or verify the lab needed for survey data analysis.</w:t>
+        <w:t>• Review the Day 109 scope, prerequisite from Day 108, and supervisor instructions before touching software, accounts, cables, power, rigging, networks, or equipment.</w:t>
       </w:r>
     </w:p>
     <w:p>
@@ -1891,7 +1809,7 @@
           <w:b w:val="0"/>
           <w:sz w:val="20"/>
         </w:rPr>
-        <w:t>• Work only in an authorized lab, VM or on equipment assigned by Beyond.</w:t>
+        <w:t>• Confirm the authorized lab/equipment boundary, owner, asset IDs, workspace condition, backup/rollback state, emergency procedure, and any PPE or spotter requirement.</w:t>
       </w:r>
     </w:p>
     <w:p>
@@ -1903,7 +1821,79 @@
           <w:b w:val="0"/>
           <w:sz w:val="20"/>
         </w:rPr>
-        <w:t>• Keep time entries truthful and ask the supervisor before changing production equipment.</w:t>
+        <w:t>• Verify only the approved tools for today: Python, Jupyter, scikit-learn, pandas, Seaborn. Record versions, firmware, serial/asset references, calibration status, or configuration as relevant. Avoid unnecessary installation or updates.</w:t>
+      </w:r>
+    </w:p>
+    <w:p>
+      <w:pPr>
+        <w:spacing w:after="120"/>
+      </w:pPr>
+      <w:r>
+        <w:rPr>
+          <w:b w:val="0"/>
+          <w:sz w:val="20"/>
+        </w:rPr>
+        <w:t>• Create Day_109_classification_and_evaluation__integration_documentation_and_h with evidence, diagrams or src, checklists or tests, output, and report folders.</w:t>
+      </w:r>
+    </w:p>
+    <w:p>
+      <w:pPr>
+        <w:spacing w:after="120"/>
+      </w:pPr>
+      <w:r>
+        <w:rPr>
+          <w:b w:val="0"/>
+          <w:sz w:val="20"/>
+        </w:rPr>
+        <w:t>• Capture a privacy-reviewed baseline photograph/screenshot and record expected result, measurement units, acceptance limit, and stop condition.</w:t>
+      </w:r>
+    </w:p>
+    <w:p>
+      <w:pPr>
+        <w:spacing w:after="120"/>
+      </w:pPr>
+      <w:r>
+        <w:rPr>
+          <w:b w:val="0"/>
+          <w:sz w:val="20"/>
+        </w:rPr>
+        <w:t>• Complete the practical objective: Integrate the four classification and evaluation skill areas into one reproducible workflow, diagram, checklist, evidence pack, and handover note.</w:t>
+      </w:r>
+    </w:p>
+    <w:p>
+      <w:pPr>
+        <w:spacing w:after="120"/>
+      </w:pPr>
+      <w:r>
+        <w:rPr>
+          <w:b w:val="0"/>
+          <w:sz w:val="20"/>
+        </w:rPr>
+        <w:t>• Introduce or analyze only an approved controlled fault/edge case. Troubleshoot systematically, preserve evidence, and return the lab/equipment to its approved state.</w:t>
+      </w:r>
+    </w:p>
+    <w:p>
+      <w:pPr>
+        <w:spacing w:after="120"/>
+      </w:pPr>
+      <w:r>
+        <w:rPr>
+          <w:b w:val="0"/>
+          <w:sz w:val="20"/>
+        </w:rPr>
+        <w:t>• Verify independently through a second instrument/path/test, clean rerun, configuration comparison, peer check, or supervisor sign-off. Distinguish evidence from proof.</w:t>
+      </w:r>
+    </w:p>
+    <w:p>
+      <w:pPr>
+        <w:spacing w:after="120"/>
+      </w:pPr>
+      <w:r>
+        <w:rPr>
+          <w:b w:val="0"/>
+          <w:sz w:val="20"/>
+        </w:rPr>
+        <w:t>• Complete the discipline safety/ethics checklist, inventory/custody or cleanup check, and a professional report with honest limitations and assistance disclosure.</w:t>
       </w:r>
     </w:p>
     <w:p>
@@ -1929,7 +1919,7 @@
           <w:b w:val="0"/>
           <w:sz w:val="18"/>
         </w:rPr>
-        <w:t># day_109_lab.py — Orientation and setup: Survey Data Analysis</w:t>
+        <w:t># day_109_lab.py — Integration and documentation: Classification and Evaluation — Integration, Documentation, and Handover</w:t>
       </w:r>
     </w:p>
     <w:p>
@@ -1971,7 +1961,7 @@
           <w:b w:val="0"/>
           <w:sz w:val="18"/>
         </w:rPr>
-        <w:t>"""Day 109 practical starter for Survey Data Analysis.</w:t>
+        <w:t>"""Day 109 practical starter for Classification and Evaluation — Integration, Documentation, and Handover.</w:t>
       </w:r>
     </w:p>
     <w:p>
@@ -2153,7 +2143,7 @@
           <w:b w:val="0"/>
           <w:sz w:val="18"/>
         </w:rPr>
-        <w:t xml:space="preserve">    print("Program topic:", 'Survey Data Analysis')</w:t>
+        <w:t xml:space="preserve">    print("Program topic:", 'Classification and Evaluation — Integration, Documentation, and Handover')</w:t>
       </w:r>
     </w:p>
     <w:p>
@@ -2167,7 +2157,7 @@
           <w:b w:val="0"/>
           <w:sz w:val="18"/>
         </w:rPr>
-        <w:t xml:space="preserve">    print("Day mode:", 'Orientation and setup')</w:t>
+        <w:t xml:space="preserve">    print("Day mode:", 'Integration and documentation')</w:t>
       </w:r>
     </w:p>
     <w:p>
@@ -4353,7 +4343,7 @@
                 <w:color w:val="FFFFFF"/>
                 <w:sz w:val="18"/>
               </w:rPr>
-              <w:t>CHECK</w:t>
+              <w:t>METRIC</w:t>
             </w:r>
           </w:p>
         </w:tc>
@@ -4369,7 +4359,7 @@
                 <w:color w:val="FFFFFF"/>
                 <w:sz w:val="18"/>
               </w:rPr>
-              <w:t>SUCCESS CRITERION</w:t>
+              <w:t>QUESTION</w:t>
             </w:r>
           </w:p>
         </w:tc>
@@ -4385,7 +4375,7 @@
                 <w:color w:val="FFFFFF"/>
                 <w:sz w:val="18"/>
               </w:rPr>
-              <w:t>LIMITATION</w:t>
+              <w:t>CAUTION</w:t>
             </w:r>
           </w:p>
         </w:tc>
@@ -4400,7 +4390,7 @@
               <w:rPr>
                 <w:sz w:val="18"/>
               </w:rPr>
-              <w:t>Functional result</w:t>
+              <w:t>Accuracy / error rate</w:t>
             </w:r>
           </w:p>
         </w:tc>
@@ -4413,7 +4403,7 @@
               <w:rPr>
                 <w:sz w:val="18"/>
               </w:rPr>
-              <w:t>Meets today's objective</w:t>
+              <w:t>Overall correctness?</w:t>
             </w:r>
           </w:p>
         </w:tc>
@@ -4426,7 +4416,7 @@
               <w:rPr>
                 <w:sz w:val="18"/>
               </w:rPr>
-              <w:t>Classroom demo ≠ production</w:t>
+              <w:t>Weak on imbalanced data</w:t>
             </w:r>
           </w:p>
         </w:tc>
@@ -4441,7 +4431,7 @@
               <w:rPr>
                 <w:sz w:val="18"/>
               </w:rPr>
-              <w:t>Safety compliance</w:t>
+              <w:t>Precision / recall / F1</w:t>
             </w:r>
           </w:p>
         </w:tc>
@@ -4454,7 +4444,7 @@
               <w:rPr>
                 <w:sz w:val="18"/>
               </w:rPr>
-              <w:t>No rule breached</w:t>
+              <w:t>Error type trade-off?</w:t>
             </w:r>
           </w:p>
         </w:tc>
@@ -4467,7 +4457,7 @@
               <w:rPr>
                 <w:sz w:val="18"/>
               </w:rPr>
-              <w:t>Still needs supervisor judgment</w:t>
+              <w:t>Optimize for the real cost of mistakes</w:t>
             </w:r>
           </w:p>
         </w:tc>
@@ -4482,7 +4472,7 @@
               <w:rPr>
                 <w:sz w:val="18"/>
               </w:rPr>
-              <w:t>Reproducibility</w:t>
+              <w:t>Latency / resource use</w:t>
             </w:r>
           </w:p>
         </w:tc>
@@ -4495,7 +4485,7 @@
               <w:rPr>
                 <w:sz w:val="18"/>
               </w:rPr>
-              <w:t>Second check agrees</w:t>
+              <w:t>Is it usable?</w:t>
             </w:r>
           </w:p>
         </w:tc>
@@ -4508,7 +4498,7 @@
               <w:rPr>
                 <w:sz w:val="18"/>
               </w:rPr>
-              <w:t>Environment drift possible</w:t>
+              <w:t>Lab laptop ≠ production load</w:t>
             </w:r>
           </w:p>
         </w:tc>
@@ -5772,7 +5762,7 @@
           <w:b w:val="0"/>
           <w:sz w:val="22"/>
         </w:rPr>
-        <w:t>Objective addressed for Survey Data Analysis</w:t>
+        <w:t>Objective addressed for Classification and Evaluation — Integration, Documentation, and Handover</w:t>
       </w:r>
     </w:p>
     <w:p>
@@ -5784,7 +5774,7 @@
           <w:b w:val="0"/>
           <w:sz w:val="22"/>
         </w:rPr>
-        <w:t>Orientation and setup practical completed</w:t>
+        <w:t>Integration and documentation practical completed</w:t>
       </w:r>
     </w:p>
     <w:p>
@@ -5876,7 +5866,7 @@
           <w:b w:val="0"/>
           <w:sz w:val="22"/>
         </w:rPr>
-        <w:t>Matches: A setup screenshot, a short explanation of the key terms, and a safety/ethics check.</w:t>
+        <w:t>Matches: Baseline evidence, completed practical artifact, independent verification, safety/restoration record, and short professional report.</w:t>
       </w:r>
     </w:p>
     <w:p>
@@ -5908,7 +5898,7 @@
           <w:b w:val="0"/>
           <w:sz w:val="22"/>
         </w:rPr>
-        <w:t>Explain Survey Data Analysis without reading.</w:t>
+        <w:t>Explain Classification and Evaluation — Integration, Documentation, and Handover without reading.</w:t>
       </w:r>
     </w:p>
     <w:p>
@@ -6000,7 +5990,7 @@
           <w:b w:val="0"/>
           <w:sz w:val="22"/>
         </w:rPr>
-        <w:t>Today is Day 109 (Orientation and setup) on Survey Data Analysis. I worked only in the authorized Beyond data analysis lab. I completed the practical objective, verified with a second check, and packaged evidence. Main risk: unauthorized or unsafe action; control: checklist + supervisor escalation. Limitation: classroom/lab scope only. Next: continue the topic cycle and keep documentation reproducible.</w:t>
+        <w:t>Today is Day 109 (Integration and documentation) on Classification and Evaluation — Integration, Documentation, and Handover. I worked only in the authorized Beyond data analysis lab. I completed the practical objective, verified with a second check, and packaged evidence. Main risk: unauthorized or unsafe action; control: checklist + supervisor escalation. Limitation: classroom/lab scope only. Next: continue the topic cycle and keep documentation reproducible.</w:t>
       </w:r>
     </w:p>
     <w:p>
